--- a/marksmith-v2/test_outputs/challenger_scenario1.docx
+++ b/marksmith-v2/test_outputs/challenger_scenario1.docx
@@ -361,8 +361,8 @@
       </w:r>
     </w:p>
     <w:sectPr>
-      <w:headerReference xmlns:r="http://schemas.openxmlformats.org/officeDocument/2006/relationships" w:type="default" r:id="R5d131ebba0594e02"/>
-      <w:footerReference xmlns:r="http://schemas.openxmlformats.org/officeDocument/2006/relationships" w:type="default" r:id="R71801ccceccf4b29"/>
+      <w:headerReference xmlns:r="http://schemas.openxmlformats.org/officeDocument/2006/relationships" w:type="default" r:id="Rce9f3ce6b87c4071"/>
+      <w:footerReference xmlns:r="http://schemas.openxmlformats.org/officeDocument/2006/relationships" w:type="default" r:id="Rbe888f5c1a614527"/>
       <w:pgSz w:w="11906" w:h="16838"/>
       <w:pgMar w:top="1440" w:right="1440" w:bottom="1440" w:left="1440" w:header="576" w:footer="576" w:gutter="0"/>
       <w:pgBorders w:display="allPages" w:offsetFrom="page">

--- a/marksmith-v2/test_outputs/challenger_scenario1.docx
+++ b/marksmith-v2/test_outputs/challenger_scenario1.docx
@@ -361,8 +361,8 @@
       </w:r>
     </w:p>
     <w:sectPr>
-      <w:headerReference xmlns:r="http://schemas.openxmlformats.org/officeDocument/2006/relationships" w:type="default" r:id="Rce9f3ce6b87c4071"/>
-      <w:footerReference xmlns:r="http://schemas.openxmlformats.org/officeDocument/2006/relationships" w:type="default" r:id="Rbe888f5c1a614527"/>
+      <w:headerReference xmlns:r="http://schemas.openxmlformats.org/officeDocument/2006/relationships" w:type="default" r:id="R132a0d5732404b2c"/>
+      <w:footerReference xmlns:r="http://schemas.openxmlformats.org/officeDocument/2006/relationships" w:type="default" r:id="R2e099154533a4bd0"/>
       <w:pgSz w:w="11906" w:h="16838"/>
       <w:pgMar w:top="1440" w:right="1440" w:bottom="1440" w:left="1440" w:header="576" w:footer="576" w:gutter="0"/>
       <w:pgBorders w:display="allPages" w:offsetFrom="page">

--- a/marksmith-v2/test_outputs/challenger_scenario1.docx
+++ b/marksmith-v2/test_outputs/challenger_scenario1.docx
@@ -361,16 +361,10 @@
       </w:r>
     </w:p>
     <w:sectPr>
-      <w:headerReference xmlns:r="http://schemas.openxmlformats.org/officeDocument/2006/relationships" w:type="default" r:id="R132a0d5732404b2c"/>
-      <w:footerReference xmlns:r="http://schemas.openxmlformats.org/officeDocument/2006/relationships" w:type="default" r:id="R2e099154533a4bd0"/>
+      <w:headerReference xmlns:r="http://schemas.openxmlformats.org/officeDocument/2006/relationships" w:type="default" r:id="R9d9cae2625f0454b"/>
+      <w:footerReference xmlns:r="http://schemas.openxmlformats.org/officeDocument/2006/relationships" w:type="default" r:id="Rb572aae90b41400d"/>
       <w:pgSz w:w="11906" w:h="16838"/>
       <w:pgMar w:top="1440" w:right="1440" w:bottom="1440" w:left="1440" w:header="576" w:footer="576" w:gutter="0"/>
-      <w:pgBorders w:display="allPages" w:offsetFrom="page">
-        <w:top w:val="single" w:color="D1D5DA" w:sz="8" w:space="24"/>
-        <w:left w:val="single" w:color="D1D5DA" w:sz="8" w:space="24"/>
-        <w:bottom w:val="single" w:color="D1D5DA" w:sz="8" w:space="24"/>
-        <w:right w:val="single" w:color="D1D5DA" w:sz="8" w:space="24"/>
-      </w:pgBorders>
     </w:sectPr>
   </w:body>
 </w:document>
@@ -630,7 +624,7 @@
   <w:docDefaults>
     <w:rPrDefault>
       <w:rPr>
-        <w:rFonts w:ascii="Calibri" w:hAnsi="Calibri" w:eastAsia="Calibri" w:cs="Calibri"/>
+        <w:rFonts w:ascii="Segoe UI Variable" w:hAnsi="Segoe UI Variable" w:eastAsia="Segoe UI Variable" w:cs="Segoe UI Variable"/>
         <w:color w:val="1b1f23"/>
         <w:kern w:val="16"/>
         <w:sz w:val="22"/>
@@ -683,7 +677,7 @@
     </w:pPr>
     <w:rPr>
       <w:b/>
-      <w:color w:val="000000"/>
+      <w:color w:val="090B0C"/>
       <w:sz w:val="32"/>
       <w:szCs w:val="32"/>
     </w:rPr>
@@ -700,7 +694,7 @@
     </w:pPr>
     <w:rPr>
       <w:b/>
-      <w:color w:val="000000"/>
+      <w:color w:val="121417"/>
       <w:sz w:val="28"/>
       <w:szCs w:val="28"/>
     </w:rPr>
@@ -717,7 +711,7 @@
     </w:pPr>
     <w:rPr>
       <w:b/>
-      <w:color w:val="000000"/>
+      <w:color w:val="1b1f23"/>
       <w:sz w:val="24"/>
       <w:szCs w:val="24"/>
     </w:rPr>
@@ -734,7 +728,7 @@
     </w:pPr>
     <w:rPr>
       <w:b/>
-      <w:color w:val="000000"/>
+      <w:color w:val="1b1f23"/>
       <w:sz w:val="22"/>
       <w:szCs w:val="22"/>
     </w:rPr>

--- a/marksmith-v2/test_outputs/challenger_scenario1.docx
+++ b/marksmith-v2/test_outputs/challenger_scenario1.docx
@@ -361,8 +361,8 @@
       </w:r>
     </w:p>
     <w:sectPr>
-      <w:headerReference xmlns:r="http://schemas.openxmlformats.org/officeDocument/2006/relationships" w:type="default" r:id="R9d9cae2625f0454b"/>
-      <w:footerReference xmlns:r="http://schemas.openxmlformats.org/officeDocument/2006/relationships" w:type="default" r:id="Rb572aae90b41400d"/>
+      <w:headerReference xmlns:r="http://schemas.openxmlformats.org/officeDocument/2006/relationships" w:type="default" r:id="R570f8d112465436b"/>
+      <w:footerReference xmlns:r="http://schemas.openxmlformats.org/officeDocument/2006/relationships" w:type="default" r:id="R906d8a7cc2f2439d"/>
       <w:pgSz w:w="11906" w:h="16838"/>
       <w:pgMar w:top="1440" w:right="1440" w:bottom="1440" w:left="1440" w:header="576" w:footer="576" w:gutter="0"/>
     </w:sectPr>

--- a/marksmith-v2/test_outputs/challenger_scenario1.docx
+++ b/marksmith-v2/test_outputs/challenger_scenario1.docx
@@ -361,8 +361,8 @@
       </w:r>
     </w:p>
     <w:sectPr>
-      <w:headerReference xmlns:r="http://schemas.openxmlformats.org/officeDocument/2006/relationships" w:type="default" r:id="R570f8d112465436b"/>
-      <w:footerReference xmlns:r="http://schemas.openxmlformats.org/officeDocument/2006/relationships" w:type="default" r:id="R906d8a7cc2f2439d"/>
+      <w:headerReference xmlns:r="http://schemas.openxmlformats.org/officeDocument/2006/relationships" w:type="default" r:id="R62bbb91af0e34c1a"/>
+      <w:footerReference xmlns:r="http://schemas.openxmlformats.org/officeDocument/2006/relationships" w:type="default" r:id="R0bc449bd658a4cb8"/>
       <w:pgSz w:w="11906" w:h="16838"/>
       <w:pgMar w:top="1440" w:right="1440" w:bottom="1440" w:left="1440" w:header="576" w:footer="576" w:gutter="0"/>
     </w:sectPr>

--- a/marksmith-v2/test_outputs/challenger_scenario1.docx
+++ b/marksmith-v2/test_outputs/challenger_scenario1.docx
@@ -361,8 +361,8 @@
       </w:r>
     </w:p>
     <w:sectPr>
-      <w:headerReference xmlns:r="http://schemas.openxmlformats.org/officeDocument/2006/relationships" w:type="default" r:id="R62bbb91af0e34c1a"/>
-      <w:footerReference xmlns:r="http://schemas.openxmlformats.org/officeDocument/2006/relationships" w:type="default" r:id="R0bc449bd658a4cb8"/>
+      <w:headerReference xmlns:r="http://schemas.openxmlformats.org/officeDocument/2006/relationships" w:type="default" r:id="R560548d60fd54677"/>
+      <w:footerReference xmlns:r="http://schemas.openxmlformats.org/officeDocument/2006/relationships" w:type="default" r:id="R2012b938333047e4"/>
       <w:pgSz w:w="11906" w:h="16838"/>
       <w:pgMar w:top="1440" w:right="1440" w:bottom="1440" w:left="1440" w:header="576" w:footer="576" w:gutter="0"/>
     </w:sectPr>

--- a/marksmith-v2/test_outputs/challenger_scenario1.docx
+++ b/marksmith-v2/test_outputs/challenger_scenario1.docx
@@ -361,8 +361,8 @@
       </w:r>
     </w:p>
     <w:sectPr>
-      <w:headerReference xmlns:r="http://schemas.openxmlformats.org/officeDocument/2006/relationships" w:type="default" r:id="R560548d60fd54677"/>
-      <w:footerReference xmlns:r="http://schemas.openxmlformats.org/officeDocument/2006/relationships" w:type="default" r:id="R2012b938333047e4"/>
+      <w:headerReference xmlns:r="http://schemas.openxmlformats.org/officeDocument/2006/relationships" w:type="default" r:id="R556ca1ab15f2457d"/>
+      <w:footerReference xmlns:r="http://schemas.openxmlformats.org/officeDocument/2006/relationships" w:type="default" r:id="R60e7163fa7ba4774"/>
       <w:pgSz w:w="11906" w:h="16838"/>
       <w:pgMar w:top="1440" w:right="1440" w:bottom="1440" w:left="1440" w:header="576" w:footer="576" w:gutter="0"/>
     </w:sectPr>

--- a/marksmith-v2/test_outputs/challenger_scenario1.docx
+++ b/marksmith-v2/test_outputs/challenger_scenario1.docx
@@ -361,8 +361,8 @@
       </w:r>
     </w:p>
     <w:sectPr>
-      <w:headerReference xmlns:r="http://schemas.openxmlformats.org/officeDocument/2006/relationships" w:type="default" r:id="R556ca1ab15f2457d"/>
-      <w:footerReference xmlns:r="http://schemas.openxmlformats.org/officeDocument/2006/relationships" w:type="default" r:id="R60e7163fa7ba4774"/>
+      <w:headerReference xmlns:r="http://schemas.openxmlformats.org/officeDocument/2006/relationships" w:type="default" r:id="Rbd0424938a254bf9"/>
+      <w:footerReference xmlns:r="http://schemas.openxmlformats.org/officeDocument/2006/relationships" w:type="default" r:id="Rf77e8849187e4519"/>
       <w:pgSz w:w="11906" w:h="16838"/>
       <w:pgMar w:top="1440" w:right="1440" w:bottom="1440" w:left="1440" w:header="576" w:footer="576" w:gutter="0"/>
     </w:sectPr>

--- a/marksmith-v2/test_outputs/challenger_scenario1.docx
+++ b/marksmith-v2/test_outputs/challenger_scenario1.docx
@@ -361,8 +361,8 @@
       </w:r>
     </w:p>
     <w:sectPr>
-      <w:headerReference xmlns:r="http://schemas.openxmlformats.org/officeDocument/2006/relationships" w:type="default" r:id="Rbd0424938a254bf9"/>
-      <w:footerReference xmlns:r="http://schemas.openxmlformats.org/officeDocument/2006/relationships" w:type="default" r:id="Rf77e8849187e4519"/>
+      <w:headerReference xmlns:r="http://schemas.openxmlformats.org/officeDocument/2006/relationships" w:type="default" r:id="R2e4a4660406849f4"/>
+      <w:footerReference xmlns:r="http://schemas.openxmlformats.org/officeDocument/2006/relationships" w:type="default" r:id="R7317ed04b9844e10"/>
       <w:pgSz w:w="11906" w:h="16838"/>
       <w:pgMar w:top="1440" w:right="1440" w:bottom="1440" w:left="1440" w:header="576" w:footer="576" w:gutter="0"/>
     </w:sectPr>

--- a/marksmith-v2/test_outputs/challenger_scenario1.docx
+++ b/marksmith-v2/test_outputs/challenger_scenario1.docx
@@ -361,8 +361,8 @@
       </w:r>
     </w:p>
     <w:sectPr>
-      <w:headerReference xmlns:r="http://schemas.openxmlformats.org/officeDocument/2006/relationships" w:type="default" r:id="R2e4a4660406849f4"/>
-      <w:footerReference xmlns:r="http://schemas.openxmlformats.org/officeDocument/2006/relationships" w:type="default" r:id="R7317ed04b9844e10"/>
+      <w:headerReference xmlns:r="http://schemas.openxmlformats.org/officeDocument/2006/relationships" w:type="default" r:id="R69729e99e165442f"/>
+      <w:footerReference xmlns:r="http://schemas.openxmlformats.org/officeDocument/2006/relationships" w:type="default" r:id="R9bbd3a1d015f4b4b"/>
       <w:pgSz w:w="11906" w:h="16838"/>
       <w:pgMar w:top="1440" w:right="1440" w:bottom="1440" w:left="1440" w:header="576" w:footer="576" w:gutter="0"/>
     </w:sectPr>

--- a/marksmith-v2/test_outputs/challenger_scenario1.docx
+++ b/marksmith-v2/test_outputs/challenger_scenario1.docx
@@ -361,8 +361,8 @@
       </w:r>
     </w:p>
     <w:sectPr>
-      <w:headerReference xmlns:r="http://schemas.openxmlformats.org/officeDocument/2006/relationships" w:type="default" r:id="R69729e99e165442f"/>
-      <w:footerReference xmlns:r="http://schemas.openxmlformats.org/officeDocument/2006/relationships" w:type="default" r:id="R9bbd3a1d015f4b4b"/>
+      <w:headerReference xmlns:r="http://schemas.openxmlformats.org/officeDocument/2006/relationships" w:type="default" r:id="Rdafe07c01f214034"/>
+      <w:footerReference xmlns:r="http://schemas.openxmlformats.org/officeDocument/2006/relationships" w:type="default" r:id="Ra0405ea7a9804a25"/>
       <w:pgSz w:w="11906" w:h="16838"/>
       <w:pgMar w:top="1440" w:right="1440" w:bottom="1440" w:left="1440" w:header="576" w:footer="576" w:gutter="0"/>
     </w:sectPr>

--- a/marksmith-v2/test_outputs/challenger_scenario1.docx
+++ b/marksmith-v2/test_outputs/challenger_scenario1.docx
@@ -361,8 +361,8 @@
       </w:r>
     </w:p>
     <w:sectPr>
-      <w:headerReference xmlns:r="http://schemas.openxmlformats.org/officeDocument/2006/relationships" w:type="default" r:id="Rdafe07c01f214034"/>
-      <w:footerReference xmlns:r="http://schemas.openxmlformats.org/officeDocument/2006/relationships" w:type="default" r:id="Ra0405ea7a9804a25"/>
+      <w:headerReference xmlns:r="http://schemas.openxmlformats.org/officeDocument/2006/relationships" w:type="default" r:id="Rfe4182b97f27400d"/>
+      <w:footerReference xmlns:r="http://schemas.openxmlformats.org/officeDocument/2006/relationships" w:type="default" r:id="Ra23c8bd526584d7d"/>
       <w:pgSz w:w="11906" w:h="16838"/>
       <w:pgMar w:top="1440" w:right="1440" w:bottom="1440" w:left="1440" w:header="576" w:footer="576" w:gutter="0"/>
     </w:sectPr>

--- a/marksmith-v2/test_outputs/challenger_scenario1.docx
+++ b/marksmith-v2/test_outputs/challenger_scenario1.docx
@@ -361,8 +361,8 @@
       </w:r>
     </w:p>
     <w:sectPr>
-      <w:headerReference xmlns:r="http://schemas.openxmlformats.org/officeDocument/2006/relationships" w:type="default" r:id="Rfe4182b97f27400d"/>
-      <w:footerReference xmlns:r="http://schemas.openxmlformats.org/officeDocument/2006/relationships" w:type="default" r:id="Ra23c8bd526584d7d"/>
+      <w:headerReference xmlns:r="http://schemas.openxmlformats.org/officeDocument/2006/relationships" w:type="default" r:id="Re1994c1684cf40e1"/>
+      <w:footerReference xmlns:r="http://schemas.openxmlformats.org/officeDocument/2006/relationships" w:type="default" r:id="Rcd85973b154c4e11"/>
       <w:pgSz w:w="11906" w:h="16838"/>
       <w:pgMar w:top="1440" w:right="1440" w:bottom="1440" w:left="1440" w:header="576" w:footer="576" w:gutter="0"/>
     </w:sectPr>

--- a/marksmith-v2/test_outputs/challenger_scenario1.docx
+++ b/marksmith-v2/test_outputs/challenger_scenario1.docx
@@ -361,8 +361,8 @@
       </w:r>
     </w:p>
     <w:sectPr>
-      <w:headerReference xmlns:r="http://schemas.openxmlformats.org/officeDocument/2006/relationships" w:type="default" r:id="Re1994c1684cf40e1"/>
-      <w:footerReference xmlns:r="http://schemas.openxmlformats.org/officeDocument/2006/relationships" w:type="default" r:id="Rcd85973b154c4e11"/>
+      <w:headerReference xmlns:r="http://schemas.openxmlformats.org/officeDocument/2006/relationships" w:type="default" r:id="Rd8dbeba7ba1b4c22"/>
+      <w:footerReference xmlns:r="http://schemas.openxmlformats.org/officeDocument/2006/relationships" w:type="default" r:id="R546e1aa437a24197"/>
       <w:pgSz w:w="11906" w:h="16838"/>
       <w:pgMar w:top="1440" w:right="1440" w:bottom="1440" w:left="1440" w:header="576" w:footer="576" w:gutter="0"/>
     </w:sectPr>

--- a/marksmith-v2/test_outputs/challenger_scenario1.docx
+++ b/marksmith-v2/test_outputs/challenger_scenario1.docx
@@ -361,8 +361,8 @@
       </w:r>
     </w:p>
     <w:sectPr>
-      <w:headerReference xmlns:r="http://schemas.openxmlformats.org/officeDocument/2006/relationships" w:type="default" r:id="Rd8dbeba7ba1b4c22"/>
-      <w:footerReference xmlns:r="http://schemas.openxmlformats.org/officeDocument/2006/relationships" w:type="default" r:id="R546e1aa437a24197"/>
+      <w:headerReference xmlns:r="http://schemas.openxmlformats.org/officeDocument/2006/relationships" w:type="default" r:id="R3945f8218266458e"/>
+      <w:footerReference xmlns:r="http://schemas.openxmlformats.org/officeDocument/2006/relationships" w:type="default" r:id="R6a12b41b20d748b9"/>
       <w:pgSz w:w="11906" w:h="16838"/>
       <w:pgMar w:top="1440" w:right="1440" w:bottom="1440" w:left="1440" w:header="576" w:footer="576" w:gutter="0"/>
     </w:sectPr>

--- a/marksmith-v2/test_outputs/challenger_scenario1.docx
+++ b/marksmith-v2/test_outputs/challenger_scenario1.docx
@@ -361,8 +361,8 @@
       </w:r>
     </w:p>
     <w:sectPr>
-      <w:headerReference xmlns:r="http://schemas.openxmlformats.org/officeDocument/2006/relationships" w:type="default" r:id="R3945f8218266458e"/>
-      <w:footerReference xmlns:r="http://schemas.openxmlformats.org/officeDocument/2006/relationships" w:type="default" r:id="R6a12b41b20d748b9"/>
+      <w:headerReference xmlns:r="http://schemas.openxmlformats.org/officeDocument/2006/relationships" w:type="default" r:id="R90e543be2dd4462b"/>
+      <w:footerReference xmlns:r="http://schemas.openxmlformats.org/officeDocument/2006/relationships" w:type="default" r:id="R6245b8f09faf4cc1"/>
       <w:pgSz w:w="11906" w:h="16838"/>
       <w:pgMar w:top="1440" w:right="1440" w:bottom="1440" w:left="1440" w:header="576" w:footer="576" w:gutter="0"/>
     </w:sectPr>

--- a/marksmith-v2/test_outputs/challenger_scenario1.docx
+++ b/marksmith-v2/test_outputs/challenger_scenario1.docx
@@ -361,8 +361,8 @@
       </w:r>
     </w:p>
     <w:sectPr>
-      <w:headerReference xmlns:r="http://schemas.openxmlformats.org/officeDocument/2006/relationships" w:type="default" r:id="R90e543be2dd4462b"/>
-      <w:footerReference xmlns:r="http://schemas.openxmlformats.org/officeDocument/2006/relationships" w:type="default" r:id="R6245b8f09faf4cc1"/>
+      <w:headerReference xmlns:r="http://schemas.openxmlformats.org/officeDocument/2006/relationships" w:type="default" r:id="R00e9ecad11a14779"/>
+      <w:footerReference xmlns:r="http://schemas.openxmlformats.org/officeDocument/2006/relationships" w:type="default" r:id="Ra49087dfbe974122"/>
       <w:pgSz w:w="11906" w:h="16838"/>
       <w:pgMar w:top="1440" w:right="1440" w:bottom="1440" w:left="1440" w:header="576" w:footer="576" w:gutter="0"/>
     </w:sectPr>

--- a/marksmith-v2/test_outputs/challenger_scenario1.docx
+++ b/marksmith-v2/test_outputs/challenger_scenario1.docx
@@ -361,8 +361,8 @@
       </w:r>
     </w:p>
     <w:sectPr>
-      <w:headerReference xmlns:r="http://schemas.openxmlformats.org/officeDocument/2006/relationships" w:type="default" r:id="R00e9ecad11a14779"/>
-      <w:footerReference xmlns:r="http://schemas.openxmlformats.org/officeDocument/2006/relationships" w:type="default" r:id="Ra49087dfbe974122"/>
+      <w:headerReference xmlns:r="http://schemas.openxmlformats.org/officeDocument/2006/relationships" w:type="default" r:id="R48ad62c8ea8f4fef"/>
+      <w:footerReference xmlns:r="http://schemas.openxmlformats.org/officeDocument/2006/relationships" w:type="default" r:id="R5ccb858053e84d73"/>
       <w:pgSz w:w="11906" w:h="16838"/>
       <w:pgMar w:top="1440" w:right="1440" w:bottom="1440" w:left="1440" w:header="576" w:footer="576" w:gutter="0"/>
     </w:sectPr>

--- a/marksmith-v2/test_outputs/challenger_scenario1.docx
+++ b/marksmith-v2/test_outputs/challenger_scenario1.docx
@@ -361,8 +361,8 @@
       </w:r>
     </w:p>
     <w:sectPr>
-      <w:headerReference xmlns:r="http://schemas.openxmlformats.org/officeDocument/2006/relationships" w:type="default" r:id="R48ad62c8ea8f4fef"/>
-      <w:footerReference xmlns:r="http://schemas.openxmlformats.org/officeDocument/2006/relationships" w:type="default" r:id="R5ccb858053e84d73"/>
+      <w:headerReference xmlns:r="http://schemas.openxmlformats.org/officeDocument/2006/relationships" w:type="default" r:id="Rd99d1d3b1a1d4bdc"/>
+      <w:footerReference xmlns:r="http://schemas.openxmlformats.org/officeDocument/2006/relationships" w:type="default" r:id="R1671b162ae0a4d0a"/>
       <w:pgSz w:w="11906" w:h="16838"/>
       <w:pgMar w:top="1440" w:right="1440" w:bottom="1440" w:left="1440" w:header="576" w:footer="576" w:gutter="0"/>
     </w:sectPr>

--- a/marksmith-v2/test_outputs/challenger_scenario1.docx
+++ b/marksmith-v2/test_outputs/challenger_scenario1.docx
@@ -361,8 +361,8 @@
       </w:r>
     </w:p>
     <w:sectPr>
-      <w:headerReference xmlns:r="http://schemas.openxmlformats.org/officeDocument/2006/relationships" w:type="default" r:id="Rd99d1d3b1a1d4bdc"/>
-      <w:footerReference xmlns:r="http://schemas.openxmlformats.org/officeDocument/2006/relationships" w:type="default" r:id="R1671b162ae0a4d0a"/>
+      <w:headerReference xmlns:r="http://schemas.openxmlformats.org/officeDocument/2006/relationships" w:type="default" r:id="Rdcfc17d6f32d4b2a"/>
+      <w:footerReference xmlns:r="http://schemas.openxmlformats.org/officeDocument/2006/relationships" w:type="default" r:id="Raa183ef96368444b"/>
       <w:pgSz w:w="11906" w:h="16838"/>
       <w:pgMar w:top="1440" w:right="1440" w:bottom="1440" w:left="1440" w:header="576" w:footer="576" w:gutter="0"/>
     </w:sectPr>

--- a/marksmith-v2/test_outputs/challenger_scenario1.docx
+++ b/marksmith-v2/test_outputs/challenger_scenario1.docx
@@ -361,8 +361,8 @@
       </w:r>
     </w:p>
     <w:sectPr>
-      <w:headerReference xmlns:r="http://schemas.openxmlformats.org/officeDocument/2006/relationships" w:type="default" r:id="Rdcfc17d6f32d4b2a"/>
-      <w:footerReference xmlns:r="http://schemas.openxmlformats.org/officeDocument/2006/relationships" w:type="default" r:id="Raa183ef96368444b"/>
+      <w:headerReference xmlns:r="http://schemas.openxmlformats.org/officeDocument/2006/relationships" w:type="default" r:id="Ra252ea2338fa45f4"/>
+      <w:footerReference xmlns:r="http://schemas.openxmlformats.org/officeDocument/2006/relationships" w:type="default" r:id="R5b32166150824525"/>
       <w:pgSz w:w="11906" w:h="16838"/>
       <w:pgMar w:top="1440" w:right="1440" w:bottom="1440" w:left="1440" w:header="576" w:footer="576" w:gutter="0"/>
     </w:sectPr>

--- a/marksmith-v2/test_outputs/challenger_scenario1.docx
+++ b/marksmith-v2/test_outputs/challenger_scenario1.docx
@@ -361,8 +361,8 @@
       </w:r>
     </w:p>
     <w:sectPr>
-      <w:headerReference xmlns:r="http://schemas.openxmlformats.org/officeDocument/2006/relationships" w:type="default" r:id="Ra252ea2338fa45f4"/>
-      <w:footerReference xmlns:r="http://schemas.openxmlformats.org/officeDocument/2006/relationships" w:type="default" r:id="R5b32166150824525"/>
+      <w:headerReference xmlns:r="http://schemas.openxmlformats.org/officeDocument/2006/relationships" w:type="default" r:id="R0a6eaf2212854233"/>
+      <w:footerReference xmlns:r="http://schemas.openxmlformats.org/officeDocument/2006/relationships" w:type="default" r:id="R31c089697e854d6b"/>
       <w:pgSz w:w="11906" w:h="16838"/>
       <w:pgMar w:top="1440" w:right="1440" w:bottom="1440" w:left="1440" w:header="576" w:footer="576" w:gutter="0"/>
     </w:sectPr>
@@ -779,4 +779,22 @@
     </w:rPr>
   </w:style>
 </w:styles>
+</file>
+
+<file path=customXml/item.xml><?xml version="1.0" encoding="utf-8"?>
+<marksmithSource schema="marksmith-source-v1" version="2.0.0.0" exportedUtc="2026-07-31T16:52:29.7663561Z" theme="GitHub Light" mermaidMode="1">
+  <markdown><![CDATA[# Interactive Tabbed Content
+:::tabs
+:::tab title="Overview"
+This is the **Overview** section content.
+:::
+:::tab title="Specifications"
+These are the **Specifications** details.
+:::
+:::tab title="Architecture"
+This is the **Architecture** system design.
+:::
+:::
+]]></markdown>
+</marksmithSource>
 </file>
--- a/marksmith-v2/test_outputs/challenger_scenario1.docx
+++ b/marksmith-v2/test_outputs/challenger_scenario1.docx
@@ -361,8 +361,8 @@
       </w:r>
     </w:p>
     <w:sectPr>
-      <w:headerReference xmlns:r="http://schemas.openxmlformats.org/officeDocument/2006/relationships" w:type="default" r:id="R0a6eaf2212854233"/>
-      <w:footerReference xmlns:r="http://schemas.openxmlformats.org/officeDocument/2006/relationships" w:type="default" r:id="R31c089697e854d6b"/>
+      <w:headerReference xmlns:r="http://schemas.openxmlformats.org/officeDocument/2006/relationships" w:type="default" r:id="R6cd0d17fcf5d4aec"/>
+      <w:footerReference xmlns:r="http://schemas.openxmlformats.org/officeDocument/2006/relationships" w:type="default" r:id="R29796b16e02949ff"/>
       <w:pgSz w:w="11906" w:h="16838"/>
       <w:pgMar w:top="1440" w:right="1440" w:bottom="1440" w:left="1440" w:header="576" w:footer="576" w:gutter="0"/>
     </w:sectPr>
@@ -782,7 +782,7 @@
 </file>
 
 <file path=customXml/item.xml><?xml version="1.0" encoding="utf-8"?>
-<marksmithSource schema="marksmith-source-v1" version="2.0.0.0" exportedUtc="2026-07-31T16:52:29.7663561Z" theme="GitHub Light" mermaidMode="1">
+<marksmithSource schema="marksmith-source-v1" version="2.0.0.0" exportedUtc="2026-08-01T10:53:21.3569642Z" theme="GitHub Light" mermaidMode="1">
   <markdown><![CDATA[# Interactive Tabbed Content
 :::tabs
 :::tab title="Overview"
